--- a/Meeting Minutes/Advisor meetings/Bryce/10 29-09 Bryce meeting.docx
+++ b/Meeting Minutes/Advisor meetings/Bryce/10 29-09 Bryce meeting.docx
@@ -1290,7 +1290,7 @@
               <w:rPr>
                 <w:b/>
               </w:rPr>
-              <w:t>5</w:t>
+              <w:t>9</w:t>
             </w:r>
             <w:r>
               <w:rPr>
@@ -1399,21 +1399,7 @@
               <w:rPr>
                 <w:bCs/>
               </w:rPr>
-              <w:t xml:space="preserve">Discussing how the LLM got on with detecting the </w:t>
-            </w:r>
-            <w:proofErr w:type="spellStart"/>
-            <w:r>
-              <w:rPr>
-                <w:bCs/>
-              </w:rPr>
-              <w:t>SneakyG</w:t>
-            </w:r>
-            <w:proofErr w:type="spellEnd"/>
-            <w:r>
-              <w:rPr>
-                <w:bCs/>
-              </w:rPr>
-              <w:t xml:space="preserve"> in the Wireshark scan.</w:t>
+              <w:t>Discussing how the LLM got on with detecting the SneakyG in the Wireshark scan.</w:t>
             </w:r>
             <w:r>
               <w:rPr>
@@ -1474,21 +1460,7 @@
               <w:rPr>
                 <w:bCs/>
               </w:rPr>
-              <w:t xml:space="preserve">Looking at a </w:t>
-            </w:r>
-            <w:proofErr w:type="spellStart"/>
-            <w:r>
-              <w:rPr>
-                <w:bCs/>
-              </w:rPr>
-              <w:t>pcap</w:t>
-            </w:r>
-            <w:proofErr w:type="spellEnd"/>
-            <w:r>
-              <w:rPr>
-                <w:bCs/>
-              </w:rPr>
-              <w:t xml:space="preserve"> file.</w:t>
+              <w:t>Looking at a pcap file.</w:t>
             </w:r>
           </w:p>
           <w:p>
@@ -1597,19 +1569,11 @@
               </w:rPr>
               <w:t xml:space="preserve"> </w:t>
             </w:r>
-            <w:proofErr w:type="spellStart"/>
-            <w:r>
-              <w:rPr>
-                <w:bCs/>
-              </w:rPr>
-              <w:t>smbclient</w:t>
-            </w:r>
-            <w:proofErr w:type="spellEnd"/>
-            <w:r>
-              <w:rPr>
-                <w:bCs/>
-              </w:rPr>
-              <w:t xml:space="preserve"> should be locked down.</w:t>
+            <w:r>
+              <w:rPr>
+                <w:bCs/>
+              </w:rPr>
+              <w:t>smbclient should be locked down.</w:t>
             </w:r>
           </w:p>
         </w:tc>
@@ -1721,19 +1685,7 @@
               <w:rPr>
                 <w:bCs/>
               </w:rPr>
-              <w:t>2</w:t>
-            </w:r>
-            <w:r>
-              <w:rPr>
-                <w:bCs/>
-              </w:rPr>
-              <w:t>9</w:t>
-            </w:r>
-            <w:r>
-              <w:rPr>
-                <w:bCs/>
-              </w:rPr>
-              <w:t>/09</w:t>
+              <w:t>2/10</w:t>
             </w:r>
             <w:r>
               <w:rPr>

--- a/Meeting Minutes/Advisor meetings/Bryce/10 29-09 Bryce meeting.docx
+++ b/Meeting Minutes/Advisor meetings/Bryce/10 29-09 Bryce meeting.docx
@@ -1399,7 +1399,21 @@
               <w:rPr>
                 <w:bCs/>
               </w:rPr>
-              <w:t>Discussing how the LLM got on with detecting the SneakyG in the Wireshark scan.</w:t>
+              <w:t xml:space="preserve">Discussing how the LLM got on with detecting the </w:t>
+            </w:r>
+            <w:proofErr w:type="spellStart"/>
+            <w:r>
+              <w:rPr>
+                <w:bCs/>
+              </w:rPr>
+              <w:t>SneakyG</w:t>
+            </w:r>
+            <w:proofErr w:type="spellEnd"/>
+            <w:r>
+              <w:rPr>
+                <w:bCs/>
+              </w:rPr>
+              <w:t xml:space="preserve"> in the Wireshark scan.</w:t>
             </w:r>
             <w:r>
               <w:rPr>
@@ -1460,7 +1474,21 @@
               <w:rPr>
                 <w:bCs/>
               </w:rPr>
-              <w:t>Looking at a pcap file.</w:t>
+              <w:t xml:space="preserve">Looking at a </w:t>
+            </w:r>
+            <w:proofErr w:type="spellStart"/>
+            <w:r>
+              <w:rPr>
+                <w:bCs/>
+              </w:rPr>
+              <w:t>pcap</w:t>
+            </w:r>
+            <w:proofErr w:type="spellEnd"/>
+            <w:r>
+              <w:rPr>
+                <w:bCs/>
+              </w:rPr>
+              <w:t xml:space="preserve"> file.</w:t>
             </w:r>
           </w:p>
           <w:p>
@@ -1569,11 +1597,32 @@
               </w:rPr>
               <w:t xml:space="preserve"> </w:t>
             </w:r>
-            <w:r>
-              <w:rPr>
-                <w:bCs/>
-              </w:rPr>
-              <w:t>smbclient should be locked down.</w:t>
+            <w:proofErr w:type="spellStart"/>
+            <w:r>
+              <w:rPr>
+                <w:bCs/>
+              </w:rPr>
+              <w:t>smbclient</w:t>
+            </w:r>
+            <w:proofErr w:type="spellEnd"/>
+            <w:r>
+              <w:rPr>
+                <w:bCs/>
+              </w:rPr>
+              <w:t xml:space="preserve"> should be locked down.</w:t>
+            </w:r>
+          </w:p>
+          <w:p>
+            <w:pPr>
+              <w:rPr>
+                <w:bCs/>
+              </w:rPr>
+            </w:pPr>
+            <w:r>
+              <w:rPr>
+                <w:bCs/>
+              </w:rPr>
+              <w:t>Meeting ended at 1000</w:t>
             </w:r>
           </w:p>
         </w:tc>
